--- a/03_Outputs/final scripts/zh/Module 2/2.2.0-zh.docx
+++ b/03_Outputs/final scripts/zh/Module 2/2.2.0-zh.docx
@@ -19,7 +19,7 @@
     </w:p>
     <w:p>
       <w:r>
-        <w:t>本章还超越电力，强调清洁烹饪、取暖和制冷的迫切需求。例如，截至2023年，全球只有74%的人口能够使用清洁烹饪方式。</w:t>
+        <w:t>本章还超越电力，强调清洁烹饪、取暖和制冷的迫切需求。例如，截至2023年，全球只有74%的人口能够使用清洁烹饪。</w:t>
       </w:r>
     </w:p>
     <w:p>
@@ -29,7 +29,7 @@
     </w:p>
     <w:p>
       <w:r>
-        <w:t>应对这些挑战需要量身定制的方法——加强基础设施建设、激励在重点领域的投资，以及制定优先考虑包容性和可负担性的政策。只有通过全面、具有针对性的策略，我们才能更接近到2030年实现普遍、可持续能源获取的目标。</w:t>
+        <w:t>应对这些挑战需要量身定制的方法——加强基础设施建设、激励在目标领域的投资，以及制定优先考虑包容性和可负担性的政策。只有通过全面、具有针对性的策略，我们才能更接近到2030年实现普遍、可持续能源获取的目标。</w:t>
       </w:r>
     </w:p>
     <w:p>
